--- a/storage/templates/normalized-docx/BM-082/BM-082_normalized.docx
+++ b/storage/templates/normalized-docx/BM-082/BM-082_normalized.docx
@@ -1067,7 +1067,7 @@
         <w:rPr>
           <w:rFonts w:cs="Times New Roman" w:ascii="Times New Roman" w:hAnsi="Times New Roman"/>
         </w:rPr>
-        <w:t xml:space="preserve">{{document.field}}</w:t>
+        <w:t xml:space="preserve">{{document.fullDocumentCode}}</w:t>
       </w:r>
     </w:p>
     <w:p>
